--- a/GIMEX_WTLC_Invoice_Template_Final.docx
+++ b/GIMEX_WTLC_Invoice_Template_Final.docx
@@ -38,20 +38,40 @@
                 <w:color w:val="FFFFFF"/>
                 <w:sz w:val="48"/>
               </w:rPr>
-              <w:t>GIMEX</w:t>
             </w:r>
-          </w:p>
-          <w:p>
-            <w:pPr>
-              <w:spacing w:after="0"/>
-            </w:pPr>
             <w:r>
-              <w:rPr>
-                <w:rFonts w:ascii="Aptos" w:hAnsi="Aptos"/>
-                <w:color w:val="DDEBF7"/>
-                <w:sz w:val="20"/>
-              </w:rPr>
-              <w:t>Building Cleaning Services</w:t>
+              <w:drawing>
+                <wp:inline xmlns:a="http://schemas.openxmlformats.org/drawingml/2006/main" xmlns:pic="http://schemas.openxmlformats.org/drawingml/2006/picture">
+                  <wp:extent cx="2331720" cy="699516"/>
+                  <wp:docPr id="1" name="Picture 1"/>
+                  <wp:cNvGraphicFramePr>
+                    <a:graphicFrameLocks noChangeAspect="1"/>
+                  </wp:cNvGraphicFramePr>
+                  <a:graphic>
+                    <a:graphicData uri="http://schemas.openxmlformats.org/drawingml/2006/picture">
+                      <pic:pic>
+                        <pic:nvPicPr>
+                          <pic:cNvPr id="0" name="gimex_logo_white.png"/>
+                          <pic:cNvPicPr/>
+                        </pic:nvPicPr>
+                        <pic:blipFill>
+                          <a:blip r:embed="rId9"/>
+                          <a:stretch>
+                            <a:fillRect/>
+                          </a:stretch>
+                        </pic:blipFill>
+                        <pic:spPr>
+                          <a:xfrm>
+                            <a:off x="0" y="0"/>
+                            <a:ext cx="2331720" cy="699516"/>
+                          </a:xfrm>
+                          <a:prstGeom prst="rect"/>
+                        </pic:spPr>
+                      </pic:pic>
+                    </a:graphicData>
+                  </a:graphic>
+                </wp:inline>
+              </w:drawing>
             </w:r>
           </w:p>
         </w:tc>

--- a/GIMEX_WTLC_Invoice_Template_Final.docx
+++ b/GIMEX_WTLC_Invoice_Template_Final.docx
@@ -4,7 +4,7 @@
   <w:body>
     <w:tbl>
       <w:tblPr>
-        <w:tblW w:type="auto" w:w="0"/>
+        <w:tblW w:type="dxa" w:w="10656"/>
         <w:jc w:val="center"/>
         <w:tblLayout w:type="fixed"/>
         <w:tblLook w:firstColumn="1" w:firstRow="1" w:lastColumn="0" w:lastRow="0" w:noHBand="0" w:noVBand="1" w:val="04A0"/>
@@ -24,10 +24,11 @@
               <w:bottom w:w="140" w:type="dxa"/>
               <w:end w:w="170" w:type="dxa"/>
             </w:tcMar>
+            <w:vAlign w:val="center"/>
           </w:tcPr>
           <w:p>
             <w:pPr>
-              <w:spacing w:after="0"/>
+              <w:spacing w:after="0" w:before="0" w:line="240" w:lineRule="auto"/>
               <w:jc w:val="left"/>
             </w:pPr>
             <w:r/>
@@ -85,10 +86,11 @@
               <w:bottom w:w="140" w:type="dxa"/>
               <w:end w:w="170" w:type="dxa"/>
             </w:tcMar>
+            <w:vAlign w:val="center"/>
           </w:tcPr>
           <w:p>
             <w:pPr>
-              <w:spacing w:after="0"/>
+              <w:spacing w:after="20" w:before="0" w:line="240" w:lineRule="auto"/>
               <w:jc w:val="right"/>
             </w:pPr>
             <w:r/>
@@ -104,7 +106,7 @@
           </w:p>
           <w:p>
             <w:pPr>
-              <w:spacing w:after="0"/>
+              <w:spacing w:after="20" w:before="0" w:line="240" w:lineRule="auto"/>
               <w:jc w:val="right"/>
             </w:pPr>
             <w:r>
@@ -126,7 +128,8 @@
     </w:p>
     <w:tbl>
       <w:tblPr>
-        <w:tblW w:type="auto" w:w="0"/>
+        <w:tblW w:type="dxa" w:w="10656"/>
+        <w:jc w:val="center"/>
         <w:tblLayout w:type="fixed"/>
         <w:tblLook w:firstColumn="1" w:firstRow="1" w:lastColumn="0" w:lastRow="0" w:noHBand="0" w:noVBand="1" w:val="04A0"/>
       </w:tblPr>
@@ -137,11 +140,12 @@
       <w:tr>
         <w:tc>
           <w:tcPr>
-            <w:tcW w:type="dxa" w:w="5328"/>
+            <w:tcW w:type="dxa" w:w="6552"/>
+            <w:vAlign w:val="center"/>
           </w:tcPr>
           <w:p>
             <w:pPr>
-              <w:spacing w:after="0"/>
+              <w:spacing w:after="0" w:before="0" w:line="240" w:lineRule="auto"/>
               <w:jc w:val="left"/>
             </w:pPr>
             <w:r/>
@@ -158,11 +162,12 @@
         </w:tc>
         <w:tc>
           <w:tcPr>
-            <w:tcW w:type="dxa" w:w="5328"/>
+            <w:tcW w:type="dxa" w:w="4104"/>
+            <w:vAlign w:val="center"/>
           </w:tcPr>
           <w:p>
             <w:pPr>
-              <w:spacing w:after="0"/>
+              <w:spacing w:after="0" w:before="0" w:line="240" w:lineRule="auto"/>
               <w:jc w:val="right"/>
             </w:pPr>
             <w:r/>
@@ -181,11 +186,12 @@
       <w:tr>
         <w:tc>
           <w:tcPr>
-            <w:tcW w:type="dxa" w:w="5328"/>
+            <w:tcW w:type="dxa" w:w="6552"/>
+            <w:vAlign w:val="center"/>
           </w:tcPr>
           <w:p>
             <w:pPr>
-              <w:spacing w:after="0"/>
+              <w:spacing w:after="0" w:before="0" w:line="240" w:lineRule="auto"/>
               <w:jc w:val="left"/>
             </w:pPr>
             <w:r/>
@@ -206,11 +212,12 @@
         </w:tc>
         <w:tc>
           <w:tcPr>
-            <w:tcW w:type="dxa" w:w="5328"/>
+            <w:tcW w:type="dxa" w:w="4104"/>
+            <w:vAlign w:val="center"/>
           </w:tcPr>
           <w:p>
             <w:pPr>
-              <w:spacing w:after="0"/>
+              <w:spacing w:after="0" w:before="0" w:line="240" w:lineRule="auto"/>
               <w:jc w:val="right"/>
             </w:pPr>
             <w:r/>
@@ -234,7 +241,8 @@
     </w:p>
     <w:tbl>
       <w:tblPr>
-        <w:tblW w:type="auto" w:w="0"/>
+        <w:tblW w:type="dxa" w:w="10656"/>
+        <w:jc w:val="center"/>
         <w:tblLayout w:type="fixed"/>
         <w:tblLook w:firstColumn="1" w:firstRow="1" w:lastColumn="0" w:lastRow="0" w:noHBand="0" w:noVBand="1" w:val="04A0"/>
       </w:tblPr>
@@ -245,7 +253,7 @@
       <w:tr>
         <w:tc>
           <w:tcPr>
-            <w:tcW w:type="dxa" w:w="5328"/>
+            <w:tcW w:type="dxa" w:w="6552"/>
             <w:shd w:fill="D9EAF7"/>
             <w:tcMar>
               <w:top w:w="115" w:type="dxa"/>
@@ -253,10 +261,11 @@
               <w:bottom w:w="115" w:type="dxa"/>
               <w:end w:w="150" w:type="dxa"/>
             </w:tcMar>
+            <w:vAlign w:val="center"/>
           </w:tcPr>
           <w:p>
             <w:pPr>
-              <w:spacing w:after="0"/>
+              <w:spacing w:after="0" w:before="0" w:line="240" w:lineRule="auto"/>
               <w:jc w:val="left"/>
             </w:pPr>
             <w:r/>
@@ -275,7 +284,7 @@
         </w:tc>
         <w:tc>
           <w:tcPr>
-            <w:tcW w:type="dxa" w:w="5328"/>
+            <w:tcW w:type="dxa" w:w="4104"/>
             <w:shd w:fill="D9EAF7"/>
             <w:tcMar>
               <w:top w:w="115" w:type="dxa"/>
@@ -283,10 +292,11 @@
               <w:bottom w:w="115" w:type="dxa"/>
               <w:end w:w="150" w:type="dxa"/>
             </w:tcMar>
+            <w:vAlign w:val="center"/>
           </w:tcPr>
           <w:p>
             <w:pPr>
-              <w:spacing w:after="0"/>
+              <w:spacing w:after="0" w:before="0" w:line="240" w:lineRule="auto"/>
               <w:jc w:val="right"/>
             </w:pPr>
             <w:r/>
@@ -312,7 +322,7 @@
     </w:p>
     <w:tbl>
       <w:tblPr>
-        <w:tblW w:type="auto" w:w="0"/>
+        <w:tblW w:type="dxa" w:w="10656"/>
         <w:jc w:val="center"/>
         <w:tblLayout w:type="fixed"/>
         <w:tblLook w:firstColumn="1" w:firstRow="1" w:lastColumn="0" w:lastRow="0" w:noHBand="0" w:noVBand="1" w:val="04A0"/>
@@ -329,7 +339,7 @@
         </w:trPr>
         <w:tc>
           <w:tcPr>
-            <w:tcW w:type="dxa" w:w="2664"/>
+            <w:tcW w:type="dxa" w:w="1037"/>
             <w:shd w:fill="1F4E78"/>
             <w:tcMar>
               <w:top w:w="90" w:type="dxa"/>
@@ -337,10 +347,11 @@
               <w:bottom w:w="90" w:type="dxa"/>
               <w:end w:w="90" w:type="dxa"/>
             </w:tcMar>
+            <w:vAlign w:val="center"/>
           </w:tcPr>
           <w:p>
             <w:pPr>
-              <w:spacing w:after="0"/>
+              <w:spacing w:after="0" w:before="0" w:line="240" w:lineRule="auto"/>
               <w:jc w:val="center"/>
             </w:pPr>
             <w:r/>
@@ -357,7 +368,7 @@
         </w:tc>
         <w:tc>
           <w:tcPr>
-            <w:tcW w:type="dxa" w:w="2664"/>
+            <w:tcW w:type="dxa" w:w="5587"/>
             <w:shd w:fill="1F4E78"/>
             <w:tcMar>
               <w:top w:w="90" w:type="dxa"/>
@@ -365,10 +376,11 @@
               <w:bottom w:w="90" w:type="dxa"/>
               <w:end w:w="90" w:type="dxa"/>
             </w:tcMar>
+            <w:vAlign w:val="center"/>
           </w:tcPr>
           <w:p>
             <w:pPr>
-              <w:spacing w:after="0"/>
+              <w:spacing w:after="0" w:before="0" w:line="240" w:lineRule="auto"/>
               <w:jc w:val="left"/>
             </w:pPr>
             <w:r/>
@@ -385,7 +397,7 @@
         </w:tc>
         <w:tc>
           <w:tcPr>
-            <w:tcW w:type="dxa" w:w="2664"/>
+            <w:tcW w:type="dxa" w:w="1958"/>
             <w:shd w:fill="1F4E78"/>
             <w:tcMar>
               <w:top w:w="90" w:type="dxa"/>
@@ -393,11 +405,12 @@
               <w:bottom w:w="90" w:type="dxa"/>
               <w:end w:w="90" w:type="dxa"/>
             </w:tcMar>
+            <w:vAlign w:val="center"/>
           </w:tcPr>
           <w:p>
             <w:pPr>
-              <w:spacing w:after="0"/>
-              <w:jc w:val="center"/>
+              <w:spacing w:after="0" w:before="0" w:line="240" w:lineRule="auto"/>
+              <w:jc w:val="right"/>
             </w:pPr>
             <w:r/>
             <w:r>
@@ -413,7 +426,7 @@
         </w:tc>
         <w:tc>
           <w:tcPr>
-            <w:tcW w:type="dxa" w:w="2664"/>
+            <w:tcW w:type="dxa" w:w="2074"/>
             <w:shd w:fill="1F4E78"/>
             <w:tcMar>
               <w:top w:w="90" w:type="dxa"/>
@@ -421,11 +434,12 @@
               <w:bottom w:w="90" w:type="dxa"/>
               <w:end w:w="90" w:type="dxa"/>
             </w:tcMar>
+            <w:vAlign w:val="center"/>
           </w:tcPr>
           <w:p>
             <w:pPr>
-              <w:spacing w:after="0"/>
-              <w:jc w:val="center"/>
+              <w:spacing w:after="0" w:before="0" w:line="240" w:lineRule="auto"/>
+              <w:jc w:val="right"/>
             </w:pPr>
             <w:r/>
             <w:r>
@@ -443,17 +457,18 @@
       <w:tr>
         <w:tc>
           <w:tcPr>
-            <w:tcW w:type="dxa" w:w="2664"/>
+            <w:tcW w:type="dxa" w:w="1037"/>
             <w:tcMar>
               <w:top w:w="120" w:type="dxa"/>
               <w:start w:w="90" w:type="dxa"/>
               <w:bottom w:w="170" w:type="dxa"/>
               <w:end w:w="90" w:type="dxa"/>
             </w:tcMar>
+            <w:vAlign w:val="center"/>
           </w:tcPr>
           <w:p>
             <w:pPr>
-              <w:spacing w:after="0"/>
+              <w:spacing w:after="0" w:before="0" w:line="240" w:lineRule="auto"/>
               <w:jc w:val="center"/>
             </w:pPr>
             <w:r/>
@@ -470,17 +485,18 @@
         </w:tc>
         <w:tc>
           <w:tcPr>
-            <w:tcW w:type="dxa" w:w="2664"/>
+            <w:tcW w:type="dxa" w:w="5587"/>
             <w:tcMar>
               <w:top w:w="120" w:type="dxa"/>
               <w:start w:w="90" w:type="dxa"/>
               <w:bottom w:w="170" w:type="dxa"/>
               <w:end w:w="90" w:type="dxa"/>
             </w:tcMar>
+            <w:vAlign w:val="center"/>
           </w:tcPr>
           <w:p>
             <w:pPr>
-              <w:spacing w:after="0"/>
+              <w:spacing w:after="0" w:before="0" w:line="240" w:lineRule="auto"/>
               <w:jc w:val="left"/>
             </w:pPr>
             <w:r/>
@@ -499,18 +515,19 @@
         </w:tc>
         <w:tc>
           <w:tcPr>
-            <w:tcW w:type="dxa" w:w="2664"/>
+            <w:tcW w:type="dxa" w:w="1958"/>
             <w:tcMar>
               <w:top w:w="120" w:type="dxa"/>
               <w:start w:w="90" w:type="dxa"/>
               <w:bottom w:w="170" w:type="dxa"/>
               <w:end w:w="90" w:type="dxa"/>
             </w:tcMar>
+            <w:vAlign w:val="center"/>
           </w:tcPr>
           <w:p>
             <w:pPr>
-              <w:spacing w:after="0"/>
-              <w:jc w:val="center"/>
+              <w:spacing w:after="0" w:before="0" w:line="240" w:lineRule="auto"/>
+              <w:jc w:val="right"/>
             </w:pPr>
             <w:r/>
             <w:r>
@@ -526,18 +543,19 @@
         </w:tc>
         <w:tc>
           <w:tcPr>
-            <w:tcW w:type="dxa" w:w="2664"/>
+            <w:tcW w:type="dxa" w:w="2074"/>
             <w:tcMar>
               <w:top w:w="120" w:type="dxa"/>
               <w:start w:w="90" w:type="dxa"/>
               <w:bottom w:w="170" w:type="dxa"/>
               <w:end w:w="90" w:type="dxa"/>
             </w:tcMar>
+            <w:vAlign w:val="center"/>
           </w:tcPr>
           <w:p>
             <w:pPr>
-              <w:spacing w:after="0"/>
-              <w:jc w:val="center"/>
+              <w:spacing w:after="0" w:before="0" w:line="240" w:lineRule="auto"/>
+              <w:jc w:val="right"/>
             </w:pPr>
             <w:r/>
             <w:r>
@@ -560,7 +578,7 @@
     </w:p>
     <w:tbl>
       <w:tblPr>
-        <w:tblW w:type="auto" w:w="0"/>
+        <w:tblW w:type="dxa" w:w="6336"/>
         <w:jc w:val="right"/>
         <w:tblLayout w:type="fixed"/>
         <w:tblLook w:firstColumn="1" w:firstRow="1" w:lastColumn="0" w:lastRow="0" w:noHBand="0" w:noVBand="1" w:val="04A0"/>
@@ -572,17 +590,18 @@
       <w:tr>
         <w:tc>
           <w:tcPr>
-            <w:tcW w:type="dxa" w:w="5328"/>
+            <w:tcW w:type="dxa" w:w="3168"/>
             <w:tcMar>
               <w:top w:w="85" w:type="dxa"/>
               <w:start w:w="80" w:type="dxa"/>
               <w:bottom w:w="85" w:type="dxa"/>
               <w:end w:w="80" w:type="dxa"/>
             </w:tcMar>
+            <w:vAlign w:val="center"/>
           </w:tcPr>
           <w:p>
             <w:pPr>
-              <w:spacing w:after="0"/>
+              <w:spacing w:after="0" w:before="0" w:line="240" w:lineRule="auto"/>
               <w:jc w:val="right"/>
             </w:pPr>
             <w:r/>
@@ -599,17 +618,18 @@
         </w:tc>
         <w:tc>
           <w:tcPr>
-            <w:tcW w:type="dxa" w:w="5328"/>
+            <w:tcW w:type="dxa" w:w="3168"/>
             <w:tcMar>
               <w:top w:w="85" w:type="dxa"/>
               <w:start w:w="80" w:type="dxa"/>
               <w:bottom w:w="85" w:type="dxa"/>
               <w:end w:w="80" w:type="dxa"/>
             </w:tcMar>
+            <w:vAlign w:val="center"/>
           </w:tcPr>
           <w:p>
             <w:pPr>
-              <w:spacing w:after="0"/>
+              <w:spacing w:after="0" w:before="0" w:line="240" w:lineRule="auto"/>
               <w:jc w:val="right"/>
             </w:pPr>
             <w:r/>
@@ -628,17 +648,18 @@
       <w:tr>
         <w:tc>
           <w:tcPr>
-            <w:tcW w:type="dxa" w:w="5328"/>
+            <w:tcW w:type="dxa" w:w="3168"/>
             <w:tcMar>
               <w:top w:w="85" w:type="dxa"/>
               <w:start w:w="80" w:type="dxa"/>
               <w:bottom w:w="85" w:type="dxa"/>
               <w:end w:w="80" w:type="dxa"/>
             </w:tcMar>
+            <w:vAlign w:val="center"/>
           </w:tcPr>
           <w:p>
             <w:pPr>
-              <w:spacing w:after="0"/>
+              <w:spacing w:after="0" w:before="0" w:line="240" w:lineRule="auto"/>
               <w:jc w:val="right"/>
             </w:pPr>
             <w:r/>
@@ -655,17 +676,18 @@
         </w:tc>
         <w:tc>
           <w:tcPr>
-            <w:tcW w:type="dxa" w:w="5328"/>
+            <w:tcW w:type="dxa" w:w="3168"/>
             <w:tcMar>
               <w:top w:w="85" w:type="dxa"/>
               <w:start w:w="80" w:type="dxa"/>
               <w:bottom w:w="85" w:type="dxa"/>
               <w:end w:w="80" w:type="dxa"/>
             </w:tcMar>
+            <w:vAlign w:val="center"/>
           </w:tcPr>
           <w:p>
             <w:pPr>
-              <w:spacing w:after="0"/>
+              <w:spacing w:after="0" w:before="0" w:line="240" w:lineRule="auto"/>
               <w:jc w:val="right"/>
             </w:pPr>
             <w:r/>
@@ -684,7 +706,7 @@
       <w:tr>
         <w:tc>
           <w:tcPr>
-            <w:tcW w:type="dxa" w:w="5328"/>
+            <w:tcW w:type="dxa" w:w="3168"/>
             <w:shd w:fill="1F4E78"/>
             <w:tcMar>
               <w:top w:w="85" w:type="dxa"/>
@@ -692,10 +714,11 @@
               <w:bottom w:w="85" w:type="dxa"/>
               <w:end w:w="80" w:type="dxa"/>
             </w:tcMar>
+            <w:vAlign w:val="center"/>
           </w:tcPr>
           <w:p>
             <w:pPr>
-              <w:spacing w:after="0"/>
+              <w:spacing w:after="0" w:before="0" w:line="240" w:lineRule="auto"/>
               <w:jc w:val="right"/>
             </w:pPr>
             <w:r/>
@@ -712,7 +735,7 @@
         </w:tc>
         <w:tc>
           <w:tcPr>
-            <w:tcW w:type="dxa" w:w="5328"/>
+            <w:tcW w:type="dxa" w:w="3168"/>
             <w:shd w:fill="1F4E78"/>
             <w:tcMar>
               <w:top w:w="85" w:type="dxa"/>
@@ -720,10 +743,11 @@
               <w:bottom w:w="85" w:type="dxa"/>
               <w:end w:w="80" w:type="dxa"/>
             </w:tcMar>
+            <w:vAlign w:val="center"/>
           </w:tcPr>
           <w:p>
             <w:pPr>
-              <w:spacing w:after="0"/>
+              <w:spacing w:after="0" w:before="0" w:line="240" w:lineRule="auto"/>
               <w:jc w:val="right"/>
             </w:pPr>
             <w:r/>
@@ -742,7 +766,7 @@
     </w:tbl>
     <w:p>
       <w:pPr>
-        <w:spacing w:before="200" w:after="80"/>
+        <w:spacing w:before="140" w:after="100"/>
         <w:jc w:val="center"/>
       </w:pPr>
       <w:r>
@@ -750,35 +774,35 @@
           <w:rFonts w:ascii="Aptos" w:hAnsi="Aptos"/>
           <w:b/>
           <w:color w:val="1F4E78"/>
-          <w:sz w:val="22"/>
+          <w:sz w:val="26"/>
         </w:rPr>
         <w:t>Thank you for your business!</w:t>
       </w:r>
     </w:p>
     <w:p>
       <w:pPr>
-        <w:spacing w:after="0"/>
+        <w:spacing w:after="20" w:before="0" w:line="240" w:lineRule="auto"/>
         <w:jc w:val="center"/>
       </w:pPr>
       <w:r>
         <w:rPr>
           <w:rFonts w:ascii="Aptos" w:hAnsi="Aptos"/>
           <w:color w:val="667085"/>
-          <w:sz w:val="17"/>
+          <w:sz w:val="18"/>
         </w:rPr>
         <w:t>Gimex International Culture And Trade Communication Ltd.  |  GST 86271 3872 RT0001</w:t>
       </w:r>
     </w:p>
     <w:p>
       <w:pPr>
-        <w:spacing w:after="0"/>
+        <w:spacing w:after="20" w:before="0" w:line="240" w:lineRule="auto"/>
         <w:jc w:val="center"/>
       </w:pPr>
       <w:r>
         <w:rPr>
           <w:rFonts w:ascii="Aptos" w:hAnsi="Aptos"/>
           <w:color w:val="667085"/>
-          <w:sz w:val="17"/>
+          <w:sz w:val="18"/>
         </w:rPr>
         <w:t>4922 55 St, Red Deer, AB T4N 2J5  |  403-986-1691</w:t>
       </w:r>

--- a/GIMEX_WTLC_Invoice_Template_Final.docx
+++ b/GIMEX_WTLC_Invoice_Template_Final.docx
@@ -4,7 +4,7 @@
   <w:body>
     <w:tbl>
       <w:tblPr>
-        <w:tblW w:type="dxa" w:w="10656"/>
+        <w:tblW w:type="auto" w:w="0"/>
         <w:jc w:val="center"/>
         <w:tblLayout w:type="fixed"/>
         <w:tblLook w:firstColumn="1" w:firstRow="1" w:lastColumn="0" w:lastRow="0" w:noHBand="0" w:noVBand="1" w:val="04A0"/>
@@ -24,11 +24,10 @@
               <w:bottom w:w="140" w:type="dxa"/>
               <w:end w:w="170" w:type="dxa"/>
             </w:tcMar>
-            <w:vAlign w:val="center"/>
           </w:tcPr>
           <w:p>
             <w:pPr>
-              <w:spacing w:after="0" w:before="0" w:line="240" w:lineRule="auto"/>
+              <w:spacing w:after="0"/>
               <w:jc w:val="left"/>
             </w:pPr>
             <w:r/>
@@ -86,11 +85,10 @@
               <w:bottom w:w="140" w:type="dxa"/>
               <w:end w:w="170" w:type="dxa"/>
             </w:tcMar>
-            <w:vAlign w:val="center"/>
           </w:tcPr>
           <w:p>
             <w:pPr>
-              <w:spacing w:after="20" w:before="0" w:line="240" w:lineRule="auto"/>
+              <w:spacing w:after="0"/>
               <w:jc w:val="right"/>
             </w:pPr>
             <w:r/>
@@ -106,7 +104,7 @@
           </w:p>
           <w:p>
             <w:pPr>
-              <w:spacing w:after="20" w:before="0" w:line="240" w:lineRule="auto"/>
+              <w:spacing w:after="0"/>
               <w:jc w:val="right"/>
             </w:pPr>
             <w:r>
@@ -128,8 +126,7 @@
     </w:p>
     <w:tbl>
       <w:tblPr>
-        <w:tblW w:type="dxa" w:w="10656"/>
-        <w:jc w:val="center"/>
+        <w:tblW w:type="auto" w:w="0"/>
         <w:tblLayout w:type="fixed"/>
         <w:tblLook w:firstColumn="1" w:firstRow="1" w:lastColumn="0" w:lastRow="0" w:noHBand="0" w:noVBand="1" w:val="04A0"/>
       </w:tblPr>
@@ -140,12 +137,11 @@
       <w:tr>
         <w:tc>
           <w:tcPr>
-            <w:tcW w:type="dxa" w:w="6552"/>
-            <w:vAlign w:val="center"/>
+            <w:tcW w:type="dxa" w:w="5328"/>
           </w:tcPr>
           <w:p>
             <w:pPr>
-              <w:spacing w:after="0" w:before="0" w:line="240" w:lineRule="auto"/>
+              <w:spacing w:after="0"/>
               <w:jc w:val="left"/>
             </w:pPr>
             <w:r/>
@@ -162,12 +158,11 @@
         </w:tc>
         <w:tc>
           <w:tcPr>
-            <w:tcW w:type="dxa" w:w="4104"/>
-            <w:vAlign w:val="center"/>
+            <w:tcW w:type="dxa" w:w="5328"/>
           </w:tcPr>
           <w:p>
             <w:pPr>
-              <w:spacing w:after="0" w:before="0" w:line="240" w:lineRule="auto"/>
+              <w:spacing w:after="0"/>
               <w:jc w:val="right"/>
             </w:pPr>
             <w:r/>
@@ -186,12 +181,11 @@
       <w:tr>
         <w:tc>
           <w:tcPr>
-            <w:tcW w:type="dxa" w:w="6552"/>
-            <w:vAlign w:val="center"/>
+            <w:tcW w:type="dxa" w:w="5328"/>
           </w:tcPr>
           <w:p>
             <w:pPr>
-              <w:spacing w:after="0" w:before="0" w:line="240" w:lineRule="auto"/>
+              <w:spacing w:after="0"/>
               <w:jc w:val="left"/>
             </w:pPr>
             <w:r/>
@@ -212,12 +206,11 @@
         </w:tc>
         <w:tc>
           <w:tcPr>
-            <w:tcW w:type="dxa" w:w="4104"/>
-            <w:vAlign w:val="center"/>
+            <w:tcW w:type="dxa" w:w="5328"/>
           </w:tcPr>
           <w:p>
             <w:pPr>
-              <w:spacing w:after="0" w:before="0" w:line="240" w:lineRule="auto"/>
+              <w:spacing w:after="0"/>
               <w:jc w:val="right"/>
             </w:pPr>
             <w:r/>
@@ -241,8 +234,7 @@
     </w:p>
     <w:tbl>
       <w:tblPr>
-        <w:tblW w:type="dxa" w:w="10656"/>
-        <w:jc w:val="center"/>
+        <w:tblW w:type="auto" w:w="0"/>
         <w:tblLayout w:type="fixed"/>
         <w:tblLook w:firstColumn="1" w:firstRow="1" w:lastColumn="0" w:lastRow="0" w:noHBand="0" w:noVBand="1" w:val="04A0"/>
       </w:tblPr>
@@ -253,7 +245,7 @@
       <w:tr>
         <w:tc>
           <w:tcPr>
-            <w:tcW w:type="dxa" w:w="6552"/>
+            <w:tcW w:type="dxa" w:w="5328"/>
             <w:shd w:fill="D9EAF7"/>
             <w:tcMar>
               <w:top w:w="115" w:type="dxa"/>
@@ -261,11 +253,10 @@
               <w:bottom w:w="115" w:type="dxa"/>
               <w:end w:w="150" w:type="dxa"/>
             </w:tcMar>
-            <w:vAlign w:val="center"/>
           </w:tcPr>
           <w:p>
             <w:pPr>
-              <w:spacing w:after="0" w:before="0" w:line="240" w:lineRule="auto"/>
+              <w:spacing w:after="0"/>
               <w:jc w:val="left"/>
             </w:pPr>
             <w:r/>
@@ -284,7 +275,7 @@
         </w:tc>
         <w:tc>
           <w:tcPr>
-            <w:tcW w:type="dxa" w:w="4104"/>
+            <w:tcW w:type="dxa" w:w="5328"/>
             <w:shd w:fill="D9EAF7"/>
             <w:tcMar>
               <w:top w:w="115" w:type="dxa"/>
@@ -292,11 +283,10 @@
               <w:bottom w:w="115" w:type="dxa"/>
               <w:end w:w="150" w:type="dxa"/>
             </w:tcMar>
-            <w:vAlign w:val="center"/>
           </w:tcPr>
           <w:p>
             <w:pPr>
-              <w:spacing w:after="0" w:before="0" w:line="240" w:lineRule="auto"/>
+              <w:spacing w:after="0"/>
               <w:jc w:val="right"/>
             </w:pPr>
             <w:r/>
@@ -322,7 +312,7 @@
     </w:p>
     <w:tbl>
       <w:tblPr>
-        <w:tblW w:type="dxa" w:w="10656"/>
+        <w:tblW w:type="auto" w:w="0"/>
         <w:jc w:val="center"/>
         <w:tblLayout w:type="fixed"/>
         <w:tblLook w:firstColumn="1" w:firstRow="1" w:lastColumn="0" w:lastRow="0" w:noHBand="0" w:noVBand="1" w:val="04A0"/>
@@ -339,7 +329,7 @@
         </w:trPr>
         <w:tc>
           <w:tcPr>
-            <w:tcW w:type="dxa" w:w="1037"/>
+            <w:tcW w:type="dxa" w:w="2664"/>
             <w:shd w:fill="1F4E78"/>
             <w:tcMar>
               <w:top w:w="90" w:type="dxa"/>
@@ -347,11 +337,10 @@
               <w:bottom w:w="90" w:type="dxa"/>
               <w:end w:w="90" w:type="dxa"/>
             </w:tcMar>
-            <w:vAlign w:val="center"/>
           </w:tcPr>
           <w:p>
             <w:pPr>
-              <w:spacing w:after="0" w:before="0" w:line="240" w:lineRule="auto"/>
+              <w:spacing w:after="0"/>
               <w:jc w:val="center"/>
             </w:pPr>
             <w:r/>
@@ -368,7 +357,7 @@
         </w:tc>
         <w:tc>
           <w:tcPr>
-            <w:tcW w:type="dxa" w:w="5587"/>
+            <w:tcW w:type="dxa" w:w="2664"/>
             <w:shd w:fill="1F4E78"/>
             <w:tcMar>
               <w:top w:w="90" w:type="dxa"/>
@@ -376,11 +365,10 @@
               <w:bottom w:w="90" w:type="dxa"/>
               <w:end w:w="90" w:type="dxa"/>
             </w:tcMar>
-            <w:vAlign w:val="center"/>
           </w:tcPr>
           <w:p>
             <w:pPr>
-              <w:spacing w:after="0" w:before="0" w:line="240" w:lineRule="auto"/>
+              <w:spacing w:after="0"/>
               <w:jc w:val="left"/>
             </w:pPr>
             <w:r/>
@@ -397,7 +385,7 @@
         </w:tc>
         <w:tc>
           <w:tcPr>
-            <w:tcW w:type="dxa" w:w="1958"/>
+            <w:tcW w:type="dxa" w:w="2664"/>
             <w:shd w:fill="1F4E78"/>
             <w:tcMar>
               <w:top w:w="90" w:type="dxa"/>
@@ -405,12 +393,11 @@
               <w:bottom w:w="90" w:type="dxa"/>
               <w:end w:w="90" w:type="dxa"/>
             </w:tcMar>
-            <w:vAlign w:val="center"/>
           </w:tcPr>
           <w:p>
             <w:pPr>
-              <w:spacing w:after="0" w:before="0" w:line="240" w:lineRule="auto"/>
-              <w:jc w:val="right"/>
+              <w:spacing w:after="0"/>
+              <w:jc w:val="center"/>
             </w:pPr>
             <w:r/>
             <w:r>
@@ -426,7 +413,7 @@
         </w:tc>
         <w:tc>
           <w:tcPr>
-            <w:tcW w:type="dxa" w:w="2074"/>
+            <w:tcW w:type="dxa" w:w="2664"/>
             <w:shd w:fill="1F4E78"/>
             <w:tcMar>
               <w:top w:w="90" w:type="dxa"/>
@@ -434,12 +421,11 @@
               <w:bottom w:w="90" w:type="dxa"/>
               <w:end w:w="90" w:type="dxa"/>
             </w:tcMar>
-            <w:vAlign w:val="center"/>
           </w:tcPr>
           <w:p>
             <w:pPr>
-              <w:spacing w:after="0" w:before="0" w:line="240" w:lineRule="auto"/>
-              <w:jc w:val="right"/>
+              <w:spacing w:after="0"/>
+              <w:jc w:val="center"/>
             </w:pPr>
             <w:r/>
             <w:r>
@@ -457,18 +443,17 @@
       <w:tr>
         <w:tc>
           <w:tcPr>
-            <w:tcW w:type="dxa" w:w="1037"/>
+            <w:tcW w:type="dxa" w:w="2664"/>
             <w:tcMar>
               <w:top w:w="120" w:type="dxa"/>
               <w:start w:w="90" w:type="dxa"/>
               <w:bottom w:w="170" w:type="dxa"/>
               <w:end w:w="90" w:type="dxa"/>
             </w:tcMar>
-            <w:vAlign w:val="center"/>
           </w:tcPr>
           <w:p>
             <w:pPr>
-              <w:spacing w:after="0" w:before="0" w:line="240" w:lineRule="auto"/>
+              <w:spacing w:after="0"/>
               <w:jc w:val="center"/>
             </w:pPr>
             <w:r/>
@@ -485,18 +470,17 @@
         </w:tc>
         <w:tc>
           <w:tcPr>
-            <w:tcW w:type="dxa" w:w="5587"/>
+            <w:tcW w:type="dxa" w:w="2664"/>
             <w:tcMar>
               <w:top w:w="120" w:type="dxa"/>
               <w:start w:w="90" w:type="dxa"/>
               <w:bottom w:w="170" w:type="dxa"/>
               <w:end w:w="90" w:type="dxa"/>
             </w:tcMar>
-            <w:vAlign w:val="center"/>
           </w:tcPr>
           <w:p>
             <w:pPr>
-              <w:spacing w:after="0" w:before="0" w:line="240" w:lineRule="auto"/>
+              <w:spacing w:after="0"/>
               <w:jc w:val="left"/>
             </w:pPr>
             <w:r/>
@@ -515,19 +499,18 @@
         </w:tc>
         <w:tc>
           <w:tcPr>
-            <w:tcW w:type="dxa" w:w="1958"/>
+            <w:tcW w:type="dxa" w:w="2664"/>
             <w:tcMar>
               <w:top w:w="120" w:type="dxa"/>
               <w:start w:w="90" w:type="dxa"/>
               <w:bottom w:w="170" w:type="dxa"/>
               <w:end w:w="90" w:type="dxa"/>
             </w:tcMar>
-            <w:vAlign w:val="center"/>
           </w:tcPr>
           <w:p>
             <w:pPr>
-              <w:spacing w:after="0" w:before="0" w:line="240" w:lineRule="auto"/>
-              <w:jc w:val="right"/>
+              <w:spacing w:after="0"/>
+              <w:jc w:val="center"/>
             </w:pPr>
             <w:r/>
             <w:r>
@@ -543,19 +526,18 @@
         </w:tc>
         <w:tc>
           <w:tcPr>
-            <w:tcW w:type="dxa" w:w="2074"/>
+            <w:tcW w:type="dxa" w:w="2664"/>
             <w:tcMar>
               <w:top w:w="120" w:type="dxa"/>
               <w:start w:w="90" w:type="dxa"/>
               <w:bottom w:w="170" w:type="dxa"/>
               <w:end w:w="90" w:type="dxa"/>
             </w:tcMar>
-            <w:vAlign w:val="center"/>
           </w:tcPr>
           <w:p>
             <w:pPr>
-              <w:spacing w:after="0" w:before="0" w:line="240" w:lineRule="auto"/>
-              <w:jc w:val="right"/>
+              <w:spacing w:after="0"/>
+              <w:jc w:val="center"/>
             </w:pPr>
             <w:r/>
             <w:r>
@@ -578,7 +560,7 @@
     </w:p>
     <w:tbl>
       <w:tblPr>
-        <w:tblW w:type="dxa" w:w="6336"/>
+        <w:tblW w:type="auto" w:w="0"/>
         <w:jc w:val="right"/>
         <w:tblLayout w:type="fixed"/>
         <w:tblLook w:firstColumn="1" w:firstRow="1" w:lastColumn="0" w:lastRow="0" w:noHBand="0" w:noVBand="1" w:val="04A0"/>
@@ -590,18 +572,17 @@
       <w:tr>
         <w:tc>
           <w:tcPr>
-            <w:tcW w:type="dxa" w:w="3168"/>
+            <w:tcW w:type="dxa" w:w="5328"/>
             <w:tcMar>
               <w:top w:w="85" w:type="dxa"/>
               <w:start w:w="80" w:type="dxa"/>
               <w:bottom w:w="85" w:type="dxa"/>
               <w:end w:w="80" w:type="dxa"/>
             </w:tcMar>
-            <w:vAlign w:val="center"/>
           </w:tcPr>
           <w:p>
             <w:pPr>
-              <w:spacing w:after="0" w:before="0" w:line="240" w:lineRule="auto"/>
+              <w:spacing w:after="0"/>
               <w:jc w:val="right"/>
             </w:pPr>
             <w:r/>
@@ -618,18 +599,17 @@
         </w:tc>
         <w:tc>
           <w:tcPr>
-            <w:tcW w:type="dxa" w:w="3168"/>
+            <w:tcW w:type="dxa" w:w="5328"/>
             <w:tcMar>
               <w:top w:w="85" w:type="dxa"/>
               <w:start w:w="80" w:type="dxa"/>
               <w:bottom w:w="85" w:type="dxa"/>
               <w:end w:w="80" w:type="dxa"/>
             </w:tcMar>
-            <w:vAlign w:val="center"/>
           </w:tcPr>
           <w:p>
             <w:pPr>
-              <w:spacing w:after="0" w:before="0" w:line="240" w:lineRule="auto"/>
+              <w:spacing w:after="0"/>
               <w:jc w:val="right"/>
             </w:pPr>
             <w:r/>
@@ -648,18 +628,17 @@
       <w:tr>
         <w:tc>
           <w:tcPr>
-            <w:tcW w:type="dxa" w:w="3168"/>
+            <w:tcW w:type="dxa" w:w="5328"/>
             <w:tcMar>
               <w:top w:w="85" w:type="dxa"/>
               <w:start w:w="80" w:type="dxa"/>
               <w:bottom w:w="85" w:type="dxa"/>
               <w:end w:w="80" w:type="dxa"/>
             </w:tcMar>
-            <w:vAlign w:val="center"/>
           </w:tcPr>
           <w:p>
             <w:pPr>
-              <w:spacing w:after="0" w:before="0" w:line="240" w:lineRule="auto"/>
+              <w:spacing w:after="0"/>
               <w:jc w:val="right"/>
             </w:pPr>
             <w:r/>
@@ -676,18 +655,17 @@
         </w:tc>
         <w:tc>
           <w:tcPr>
-            <w:tcW w:type="dxa" w:w="3168"/>
+            <w:tcW w:type="dxa" w:w="5328"/>
             <w:tcMar>
               <w:top w:w="85" w:type="dxa"/>
               <w:start w:w="80" w:type="dxa"/>
               <w:bottom w:w="85" w:type="dxa"/>
               <w:end w:w="80" w:type="dxa"/>
             </w:tcMar>
-            <w:vAlign w:val="center"/>
           </w:tcPr>
           <w:p>
             <w:pPr>
-              <w:spacing w:after="0" w:before="0" w:line="240" w:lineRule="auto"/>
+              <w:spacing w:after="0"/>
               <w:jc w:val="right"/>
             </w:pPr>
             <w:r/>
@@ -706,7 +684,7 @@
       <w:tr>
         <w:tc>
           <w:tcPr>
-            <w:tcW w:type="dxa" w:w="3168"/>
+            <w:tcW w:type="dxa" w:w="5328"/>
             <w:shd w:fill="1F4E78"/>
             <w:tcMar>
               <w:top w:w="85" w:type="dxa"/>
@@ -714,11 +692,10 @@
               <w:bottom w:w="85" w:type="dxa"/>
               <w:end w:w="80" w:type="dxa"/>
             </w:tcMar>
-            <w:vAlign w:val="center"/>
           </w:tcPr>
           <w:p>
             <w:pPr>
-              <w:spacing w:after="0" w:before="0" w:line="240" w:lineRule="auto"/>
+              <w:spacing w:after="0"/>
               <w:jc w:val="right"/>
             </w:pPr>
             <w:r/>
@@ -735,7 +712,7 @@
         </w:tc>
         <w:tc>
           <w:tcPr>
-            <w:tcW w:type="dxa" w:w="3168"/>
+            <w:tcW w:type="dxa" w:w="5328"/>
             <w:shd w:fill="1F4E78"/>
             <w:tcMar>
               <w:top w:w="85" w:type="dxa"/>
@@ -743,11 +720,10 @@
               <w:bottom w:w="85" w:type="dxa"/>
               <w:end w:w="80" w:type="dxa"/>
             </w:tcMar>
-            <w:vAlign w:val="center"/>
           </w:tcPr>
           <w:p>
             <w:pPr>
-              <w:spacing w:after="0" w:before="0" w:line="240" w:lineRule="auto"/>
+              <w:spacing w:after="0"/>
               <w:jc w:val="right"/>
             </w:pPr>
             <w:r/>
@@ -766,7 +742,7 @@
     </w:tbl>
     <w:p>
       <w:pPr>
-        <w:spacing w:before="140" w:after="100"/>
+        <w:spacing w:before="200" w:after="80"/>
         <w:jc w:val="center"/>
       </w:pPr>
       <w:r>
@@ -774,35 +750,35 @@
           <w:rFonts w:ascii="Aptos" w:hAnsi="Aptos"/>
           <w:b/>
           <w:color w:val="1F4E78"/>
-          <w:sz w:val="26"/>
+          <w:sz w:val="22"/>
         </w:rPr>
         <w:t>Thank you for your business!</w:t>
       </w:r>
     </w:p>
     <w:p>
       <w:pPr>
-        <w:spacing w:after="20" w:before="0" w:line="240" w:lineRule="auto"/>
+        <w:spacing w:after="0"/>
         <w:jc w:val="center"/>
       </w:pPr>
       <w:r>
         <w:rPr>
           <w:rFonts w:ascii="Aptos" w:hAnsi="Aptos"/>
           <w:color w:val="667085"/>
-          <w:sz w:val="18"/>
+          <w:sz w:val="17"/>
         </w:rPr>
         <w:t>Gimex International Culture And Trade Communication Ltd.  |  GST 86271 3872 RT0001</w:t>
       </w:r>
     </w:p>
     <w:p>
       <w:pPr>
-        <w:spacing w:after="20" w:before="0" w:line="240" w:lineRule="auto"/>
+        <w:spacing w:after="0"/>
         <w:jc w:val="center"/>
       </w:pPr>
       <w:r>
         <w:rPr>
           <w:rFonts w:ascii="Aptos" w:hAnsi="Aptos"/>
           <w:color w:val="667085"/>
-          <w:sz w:val="18"/>
+          <w:sz w:val="17"/>
         </w:rPr>
         <w:t>4922 55 St, Red Deer, AB T4N 2J5  |  403-986-1691</w:t>
       </w:r>
